--- a/pr-preview/pr-337/permutation-tests-handout.docx
+++ b/pr-preview/pr-337/permutation-tests-handout.docx
@@ -15,7 +15,7 @@
         <w:pStyle w:val="Date"/>
       </w:pPr>
       <w:r>
-        <w:t xml:space="preserve">Last modified: 2026-10-18 01:15:39 (PDT)</w:t>
+        <w:t xml:space="preserve">Last modified: 2026-10-18 11:27:25 (PDT)</w:t>
       </w:r>
     </w:p>
     <w:p>
@@ -187,7 +187,7 @@
         <w:t xml:space="preserve"> </w:t>
       </w:r>
       <w:r>
-        <w:t xml:space="preserve">James et al. (2021)</w:t>
+        <w:t xml:space="preserve">James et al. [1]</w:t>
       </w:r>
       <w:r>
         <w:t xml:space="preserve"> </w:t>
@@ -199,7 +199,7 @@
         <w:t xml:space="preserve"> </w:t>
       </w:r>
       <w:r>
-        <w:t xml:space="preserve">Good (2005)</w:t>
+        <w:t xml:space="preserve">Good [2]</w:t>
       </w:r>
       <w:r>
         <w:t xml:space="preserve">.</w:t>
@@ -225,7 +225,7 @@
         <w:t xml:space="preserve"> </w:t>
       </w:r>
       <w:r>
-        <w:t xml:space="preserve">Khan et al. (2001)</w:t>
+        <w:t xml:space="preserve">Khan et al. [3]</w:t>
       </w:r>
       <w:r>
         <w:t xml:space="preserve">,</w:t>
@@ -298,7 +298,7 @@
         <w:t xml:space="preserve"> </w:t>
       </w:r>
       <w:r>
-        <w:t xml:space="preserve">(James et al. 2021)</w:t>
+        <w:t xml:space="preserve">[1]</w:t>
       </w:r>
       <w:r>
         <w:t xml:space="preserve">:</w:t>
@@ -1082,7 +1082,7 @@
         <w:t xml:space="preserve"> </w:t>
       </w:r>
       <w:r>
-        <w:t xml:space="preserve">Wikipedia contributors (2026a)</w:t>
+        <w:t xml:space="preserve">Wikipedia contributors [4]</w:t>
       </w:r>
       <w:r>
         <w:t xml:space="preserve">.</w:t>
@@ -4246,7 +4246,7 @@
         <w:t xml:space="preserve"> </w:t>
       </w:r>
       <w:r>
-        <w:t xml:space="preserve">Wikipedia contributors (2026b)</w:t>
+        <w:t xml:space="preserve">Wikipedia contributors [5]</w:t>
       </w:r>
       <w:r>
         <w:t xml:space="preserve">.</w:t>
@@ -11171,7 +11171,7 @@
         </w:numPr>
       </w:pPr>
       <w:r>
-        <w:t xml:space="preserve">Hogg et al. (2019, sec. 8.5, pp. 392–402)</w:t>
+        <w:t xml:space="preserve">Hogg et al. [6, Sec. 8.5], pp. 392–402</w:t>
       </w:r>
       <w:r>
         <w:t xml:space="preserve"> </w:t>
@@ -11189,7 +11189,7 @@
         </w:numPr>
       </w:pPr>
       <w:r>
-        <w:t xml:space="preserve">Rice (2007, sec. 11.2.3, pp. 435–442)</w:t>
+        <w:t xml:space="preserve">Rice [7, Sec. 11.2.3], pp. 435–442</w:t>
       </w:r>
       <w:r>
         <w:t xml:space="preserve"> </w:t>
@@ -11207,7 +11207,7 @@
         </w:numPr>
       </w:pPr>
       <w:r>
-        <w:t xml:space="preserve">Rice (2007, sec. 11.4.6, p. 456)</w:t>
+        <w:t xml:space="preserve">Rice [7, Sec. 11.4.6], p. 456</w:t>
       </w:r>
       <w:r>
         <w:t xml:space="preserve"> </w:t>
@@ -11641,7 +11641,7 @@
         <w:t xml:space="preserve"> </w:t>
       </w:r>
       <w:r>
-        <w:t xml:space="preserve">Phipson and Smyth (2010)</w:t>
+        <w:t xml:space="preserve">Phipson and Smyth [8]</w:t>
       </w:r>
       <w:r>
         <w:t xml:space="preserve">.</w:t>
@@ -13339,7 +13339,7 @@
         <w:t xml:space="preserve"> </w:t>
       </w:r>
       <w:r>
-        <w:t xml:space="preserve">(2010)</w:t>
+        <w:t xml:space="preserve">[8]</w:t>
       </w:r>
       <w:r>
         <w:t xml:space="preserve"> </w:t>
@@ -14688,7 +14688,7 @@
         <w:pStyle w:val="BodyText"/>
       </w:pPr>
       <w:r>
-        <w:t xml:space="preserve">Hogg et al. (2019, sec. 7.7, pp. 353–360)</w:t>
+        <w:t xml:space="preserve">Hogg et al. [6, Sec. 7.7], pp. 353–360</w:t>
       </w:r>
       <w:r>
         <w:t xml:space="preserve"> </w:t>
@@ -16853,7 +16853,7 @@
         </w:numPr>
       </w:pPr>
       <w:r>
-        <w:t xml:space="preserve">Good (2005)</w:t>
+        <w:t xml:space="preserve">Good [2]</w:t>
       </w:r>
       <w:r>
         <w:t xml:space="preserve"> </w:t>
@@ -16871,7 +16871,7 @@
         </w:numPr>
       </w:pPr>
       <w:r>
-        <w:t xml:space="preserve">Phipson and Smyth (2010)</w:t>
+        <w:t xml:space="preserve">Phipson and Smyth [8]</w:t>
       </w:r>
       <w:r>
         <w:t xml:space="preserve"> </w:t>
@@ -16926,7 +16926,7 @@
         <w:t xml:space="preserve"> </w:t>
       </w:r>
       <w:r>
-        <w:t xml:space="preserve">James et al. (2021)</w:t>
+        <w:t xml:space="preserve">James et al. [1]</w:t>
       </w:r>
       <w:r>
         <w:t xml:space="preserve"> </w:t>
@@ -16952,7 +16952,7 @@
         </w:numPr>
       </w:pPr>
       <w:r>
-        <w:t xml:space="preserve">Wikipedia contributors (2026b)</w:t>
+        <w:t xml:space="preserve">Wikipedia contributors [5]</w:t>
       </w:r>
       <w:r>
         <w:t xml:space="preserve"> </w:t>
@@ -16969,7 +16969,7 @@
         </w:numPr>
       </w:pPr>
       <w:r>
-        <w:t xml:space="preserve">Wikipedia contributors (2026a)</w:t>
+        <w:t xml:space="preserve">Wikipedia contributors [4]</w:t>
       </w:r>
       <w:r>
         <w:t xml:space="preserve"> </w:t>
@@ -16986,7 +16986,7 @@
         </w:numPr>
       </w:pPr>
       <w:r>
-        <w:t xml:space="preserve">Wikipedia contributors (2026c)</w:t>
+        <w:t xml:space="preserve">Wikipedia contributors [9]</w:t>
       </w:r>
       <w:r>
         <w:t xml:space="preserve"> </w:t>
@@ -17007,13 +17007,22 @@
       </w:r>
     </w:p>
     <w:bookmarkStart w:id="71" w:name="refs"/>
-    <w:bookmarkStart w:id="56" w:name="ref-good2005permutation"/>
+    <w:bookmarkStart w:id="56" w:name="ref-james2021islr2e"/>
     <w:p>
       <w:pPr>
         <w:pStyle w:val="Bibliography"/>
       </w:pPr>
       <w:r>
-        <w:t xml:space="preserve">Good, Phillip I. 2005.</w:t>
+        <w:t xml:space="preserve">[1]</w:t>
+      </w:r>
+      <w:r>
+        <w:t xml:space="preserve"> </w:t>
+      </w:r>
+      <w:r>
+        <w:t xml:space="preserve">	</w:t>
+      </w:r>
+      <w:r>
+        <w:t xml:space="preserve">G. James, D. Witten, T. Hastie, and R. Tibshirani,</w:t>
       </w:r>
       <w:r>
         <w:t xml:space="preserve"> </w:t>
@@ -17023,10 +17032,24 @@
           <w:i/>
           <w:iCs/>
         </w:rPr>
-        <w:t xml:space="preserve">Permutation, Parametric and Bootstrap Tests of Hypotheses</w:t>
-      </w:r>
-      <w:r>
-        <w:t xml:space="preserve">. 3rd ed. Springer.</w:t>
+        <w:t xml:space="preserve">An introduction to statistical learning: With applications in</w:t>
+      </w:r>
+      <w:r>
+        <w:rPr>
+          <w:i/>
+          <w:iCs/>
+        </w:rPr>
+        <w:t xml:space="preserve"> </w:t>
+      </w:r>
+      <w:r>
+        <w:rPr>
+          <w:i/>
+          <w:iCs/>
+        </w:rPr>
+        <w:t xml:space="preserve">R</w:t>
+      </w:r>
+      <w:r>
+        <w:t xml:space="preserve">, 2nd ed. Springer, 2021. doi:</w:t>
       </w:r>
       <w:r>
         <w:t xml:space="preserve"> </w:t>
@@ -17036,7 +17059,7 @@
           <w:rPr>
             <w:rStyle w:val="Hyperlink"/>
           </w:rPr>
-          <w:t xml:space="preserve">https://doi.org/10.1007/b138696</w:t>
+          <w:t xml:space="preserve">10.1007/978-1-0716-1418-1</w:t>
         </w:r>
       </w:hyperlink>
       <w:r>
@@ -17044,13 +17067,22 @@
       </w:r>
     </w:p>
     <w:bookmarkEnd w:id="56"/>
-    <w:bookmarkStart w:id="57" w:name="ref-hoggtanis2015"/>
+    <w:bookmarkStart w:id="58" w:name="ref-good2005permutation"/>
     <w:p>
       <w:pPr>
         <w:pStyle w:val="Bibliography"/>
       </w:pPr>
       <w:r>
-        <w:t xml:space="preserve">Hogg, Robert V., Elliot A. Tanis, and Dale L. Zimmerman. 2019.</w:t>
+        <w:t xml:space="preserve">[2]</w:t>
+      </w:r>
+      <w:r>
+        <w:t xml:space="preserve"> </w:t>
+      </w:r>
+      <w:r>
+        <w:t xml:space="preserve">	</w:t>
+      </w:r>
+      <w:r>
+        <w:t xml:space="preserve">P. I. Good,</w:t>
       </w:r>
       <w:r>
         <w:t xml:space="preserve"> </w:t>
@@ -17060,20 +17092,43 @@
           <w:i/>
           <w:iCs/>
         </w:rPr>
-        <w:t xml:space="preserve">Probability and Statistical Inference</w:t>
-      </w:r>
-      <w:r>
-        <w:t xml:space="preserve">. Tenth edition. Pearson.</w:t>
+        <w:t xml:space="preserve">Permutation, parametric and bootstrap tests of hypotheses</w:t>
+      </w:r>
+      <w:r>
+        <w:t xml:space="preserve">, 3rd ed. New York: Springer, 2005. doi:</w:t>
+      </w:r>
+      <w:r>
+        <w:t xml:space="preserve"> </w:t>
+      </w:r>
+      <w:hyperlink r:id="rId57">
+        <w:r>
+          <w:rPr>
+            <w:rStyle w:val="Hyperlink"/>
+          </w:rPr>
+          <w:t xml:space="preserve">10.1007/b138696</w:t>
+        </w:r>
+      </w:hyperlink>
+      <w:r>
+        <w:t xml:space="preserve">.</w:t>
       </w:r>
     </w:p>
-    <w:bookmarkEnd w:id="57"/>
-    <w:bookmarkStart w:id="59" w:name="ref-james2021islr2e"/>
+    <w:bookmarkEnd w:id="58"/>
+    <w:bookmarkStart w:id="60" w:name="ref-khan2001classification"/>
     <w:p>
       <w:pPr>
         <w:pStyle w:val="Bibliography"/>
       </w:pPr>
       <w:r>
-        <w:t xml:space="preserve">James, Gareth, Daniela Witten, Trevor Hastie, and Robert Tibshirani. 2021.</w:t>
+        <w:t xml:space="preserve">[3]</w:t>
+      </w:r>
+      <w:r>
+        <w:t xml:space="preserve"> </w:t>
+      </w:r>
+      <w:r>
+        <w:t xml:space="preserve">	</w:t>
+      </w:r>
+      <w:r>
+        <w:t xml:space="preserve">J. Khan</w:t>
       </w:r>
       <w:r>
         <w:t xml:space="preserve"> </w:t>
@@ -17083,216 +17138,94 @@
           <w:i/>
           <w:iCs/>
         </w:rPr>
-        <w:t xml:space="preserve">An Introduction to Statistical Learning: With Applications in</w:t>
+        <w:t xml:space="preserve">et al.</w:t>
+      </w:r>
+      <w:r>
+        <w:t xml:space="preserve">,</w:t>
+      </w:r>
+      <w:r>
+        <w:t xml:space="preserve"> </w:t>
+      </w:r>
+      <w:r>
+        <w:t xml:space="preserve">“Classification and diagnostic prediction of cancers using gene expression profiling and artificial neural networks,”</w:t>
+      </w:r>
+      <w:r>
+        <w:t xml:space="preserve"> </w:t>
       </w:r>
       <w:r>
         <w:rPr>
           <w:i/>
           <w:iCs/>
         </w:rPr>
-        <w:t xml:space="preserve"> </w:t>
-      </w:r>
-      <w:r>
-        <w:rPr>
-          <w:i/>
-          <w:iCs/>
-        </w:rPr>
-        <w:t xml:space="preserve">R</w:t>
-      </w:r>
-      <w:r>
-        <w:t xml:space="preserve">. 2nd ed. Springer.</w:t>
-      </w:r>
-      <w:r>
-        <w:t xml:space="preserve"> </w:t>
-      </w:r>
-      <w:hyperlink r:id="rId58">
+        <w:t xml:space="preserve">Nature Medicine</w:t>
+      </w:r>
+      <w:r>
+        <w:t xml:space="preserve">, vol. 7, no. 6, pp. 673–679, 2001, doi:</w:t>
+      </w:r>
+      <w:r>
+        <w:t xml:space="preserve"> </w:t>
+      </w:r>
+      <w:hyperlink r:id="rId59">
         <w:r>
           <w:rPr>
             <w:rStyle w:val="Hyperlink"/>
           </w:rPr>
-          <w:t xml:space="preserve">https://doi.org/10.1007/978-1-0716-1418-1</w:t>
+          <w:t xml:space="preserve">10.1038/89044</w:t>
         </w:r>
       </w:hyperlink>
       <w:r>
         <w:t xml:space="preserve">.</w:t>
       </w:r>
     </w:p>
-    <w:bookmarkEnd w:id="59"/>
-    <w:bookmarkStart w:id="61" w:name="ref-khan2001classification"/>
+    <w:bookmarkEnd w:id="60"/>
+    <w:bookmarkStart w:id="62" w:name="Xf384acde61b996377c4ad11d558ce5046bbeb90"/>
     <w:p>
       <w:pPr>
         <w:pStyle w:val="Bibliography"/>
       </w:pPr>
       <w:r>
-        <w:t xml:space="preserve">Khan, Javed, Jun S. Wei, Markus Ringnér, et al. 2001.</w:t>
-      </w:r>
-      <w:r>
-        <w:t xml:space="preserve"> </w:t>
-      </w:r>
-      <w:r>
-        <w:t xml:space="preserve">“Classification and Diagnostic Prediction of Cancers Using Gene Expression Profiling and Artificial Neural Networks.”</w:t>
-      </w:r>
-      <w:r>
-        <w:t xml:space="preserve"> </w:t>
-      </w:r>
-      <w:r>
-        <w:rPr>
-          <w:i/>
-          <w:iCs/>
-        </w:rPr>
-        <w:t xml:space="preserve">Nature Medicine</w:t>
-      </w:r>
-      <w:r>
-        <w:t xml:space="preserve"> </w:t>
-      </w:r>
-      <w:r>
-        <w:t xml:space="preserve">7 (6): 673–79.</w:t>
-      </w:r>
-      <w:r>
-        <w:t xml:space="preserve"> </w:t>
-      </w:r>
-      <w:hyperlink r:id="rId60">
-        <w:r>
-          <w:rPr>
-            <w:rStyle w:val="Hyperlink"/>
-          </w:rPr>
-          <w:t xml:space="preserve">https://doi.org/10.1038/89044</w:t>
-        </w:r>
-      </w:hyperlink>
-      <w:r>
-        <w:t xml:space="preserve">.</w:t>
-      </w:r>
-    </w:p>
-    <w:bookmarkEnd w:id="61"/>
-    <w:bookmarkStart w:id="63" w:name="ref-phipson2010permutation"/>
-    <w:p>
-      <w:pPr>
-        <w:pStyle w:val="Bibliography"/>
-      </w:pPr>
-      <w:r>
-        <w:t xml:space="preserve">Phipson, Belinda, and Gordon K. Smyth. 2010.</w:t>
-      </w:r>
-      <w:r>
-        <w:t xml:space="preserve"> </w:t>
-      </w:r>
-      <w:r>
-        <w:t xml:space="preserve">“Permutation p-Values Should Never Be Zero: Calculating Exact p-Values When Permutations Are Randomly Drawn.”</w:t>
-      </w:r>
-      <w:r>
-        <w:t xml:space="preserve"> </w:t>
-      </w:r>
-      <w:r>
-        <w:rPr>
-          <w:i/>
-          <w:iCs/>
-        </w:rPr>
-        <w:t xml:space="preserve">Statistical Applications in Genetics and Molecular Biology</w:t>
-      </w:r>
-      <w:r>
-        <w:t xml:space="preserve"> </w:t>
-      </w:r>
-      <w:r>
-        <w:t xml:space="preserve">9 (1).</w:t>
-      </w:r>
-      <w:r>
-        <w:t xml:space="preserve"> </w:t>
-      </w:r>
-      <w:hyperlink r:id="rId62">
-        <w:r>
-          <w:rPr>
-            <w:rStyle w:val="Hyperlink"/>
-          </w:rPr>
-          <w:t xml:space="preserve">https://doi.org/10.2202/1544-6115.1585</w:t>
-        </w:r>
-      </w:hyperlink>
-      <w:r>
-        <w:t xml:space="preserve">.</w:t>
-      </w:r>
-    </w:p>
-    <w:bookmarkEnd w:id="63"/>
-    <w:bookmarkStart w:id="64" w:name="ref-rice2007mathematical"/>
-    <w:p>
-      <w:pPr>
-        <w:pStyle w:val="Bibliography"/>
-      </w:pPr>
-      <w:r>
-        <w:t xml:space="preserve">Rice, John A. 2007.</w:t>
-      </w:r>
-      <w:r>
-        <w:t xml:space="preserve"> </w:t>
-      </w:r>
-      <w:r>
-        <w:rPr>
-          <w:i/>
-          <w:iCs/>
-        </w:rPr>
-        <w:t xml:space="preserve">Mathematical Statistics and Data Analysis</w:t>
-      </w:r>
-      <w:r>
-        <w:t xml:space="preserve">. 3rd ed. Cengage Learning.</w:t>
-      </w:r>
-    </w:p>
-    <w:bookmarkEnd w:id="64"/>
-    <w:bookmarkStart w:id="66" w:name="Xf384acde61b996377c4ad11d558ce5046bbeb90"/>
-    <w:p>
-      <w:pPr>
-        <w:pStyle w:val="Bibliography"/>
-      </w:pPr>
-      <w:r>
-        <w:t xml:space="preserve">Wikipedia contributors. 2026a.</w:t>
-      </w:r>
-      <w:r>
-        <w:t xml:space="preserve"> </w:t>
-      </w:r>
-      <w:r>
-        <w:rPr>
-          <w:i/>
-          <w:iCs/>
-        </w:rPr>
-        <w:t xml:space="preserve">Exchangeable Random Variables —</w:t>
-      </w:r>
-      <w:r>
-        <w:rPr>
-          <w:i/>
-          <w:iCs/>
-        </w:rPr>
-        <w:t xml:space="preserve"> </w:t>
-      </w:r>
-      <w:r>
-        <w:rPr>
-          <w:i/>
-          <w:iCs/>
-        </w:rPr>
+        <w:t xml:space="preserve">[4]</w:t>
+      </w:r>
+      <w:r>
+        <w:t xml:space="preserve"> </w:t>
+      </w:r>
+      <w:r>
+        <w:t xml:space="preserve">	</w:t>
+      </w:r>
+      <w:r>
+        <w:t xml:space="preserve">Wikipedia contributors,</w:t>
+      </w:r>
+      <w:r>
+        <w:t xml:space="preserve"> </w:t>
+      </w:r>
+      <w:r>
+        <w:t xml:space="preserve">“Exchangeable random variables —</w:t>
+      </w:r>
+      <w:r>
+        <w:t xml:space="preserve"> </w:t>
+      </w:r>
+      <w:r>
         <w:t xml:space="preserve">Wikipedia</w:t>
       </w:r>
       <w:r>
-        <w:rPr>
-          <w:i/>
-          <w:iCs/>
-        </w:rPr>
         <w:t xml:space="preserve">,</w:t>
       </w:r>
       <w:r>
-        <w:rPr>
-          <w:i/>
-          <w:iCs/>
-        </w:rPr>
-        <w:t xml:space="preserve"> </w:t>
-      </w:r>
-      <w:r>
-        <w:rPr>
-          <w:i/>
-          <w:iCs/>
-        </w:rPr>
-        <w:t xml:space="preserve">the Free Encyclopedia</w:t>
-      </w:r>
-      <w:r>
-        <w:t xml:space="preserve">.</w:t>
-      </w:r>
-      <w:r>
-        <w:t xml:space="preserve"> </w:t>
-      </w:r>
-      <w:hyperlink r:id="rId65">
+        <w:t xml:space="preserve"> </w:t>
+      </w:r>
+      <w:r>
+        <w:t xml:space="preserve">the free encyclopedia.”</w:t>
+      </w:r>
+      <w:r>
+        <w:t xml:space="preserve"> </w:t>
+      </w:r>
+      <w:r>
+        <w:t xml:space="preserve">2026. Available:</w:t>
+      </w:r>
+      <w:r>
+        <w:t xml:space="preserve"> </w:t>
+      </w:r>
+      <w:hyperlink r:id="rId61">
         <w:r>
           <w:rPr>
             <w:rStyle w:val="Hyperlink"/>
@@ -17300,71 +17233,56 @@
           <w:t xml:space="preserve">https://en.wikipedia.org/wiki/Exchangeable_random_variables</w:t>
         </w:r>
       </w:hyperlink>
-      <w:r>
-        <w:t xml:space="preserve">.</w:t>
-      </w:r>
     </w:p>
-    <w:bookmarkEnd w:id="66"/>
-    <w:bookmarkStart w:id="68" w:name="ref-wikipedia_permutation_test"/>
+    <w:bookmarkEnd w:id="62"/>
+    <w:bookmarkStart w:id="64" w:name="ref-wikipedia_permutation_test"/>
     <w:p>
       <w:pPr>
         <w:pStyle w:val="Bibliography"/>
       </w:pPr>
       <w:r>
-        <w:t xml:space="preserve">Wikipedia contributors. 2026b.</w:t>
-      </w:r>
-      <w:r>
-        <w:t xml:space="preserve"> </w:t>
-      </w:r>
-      <w:r>
-        <w:rPr>
-          <w:i/>
-          <w:iCs/>
-        </w:rPr>
-        <w:t xml:space="preserve">Permutation Test —</w:t>
-      </w:r>
-      <w:r>
-        <w:rPr>
-          <w:i/>
-          <w:iCs/>
-        </w:rPr>
-        <w:t xml:space="preserve"> </w:t>
-      </w:r>
-      <w:r>
-        <w:rPr>
-          <w:i/>
-          <w:iCs/>
-        </w:rPr>
+        <w:t xml:space="preserve">[5]</w:t>
+      </w:r>
+      <w:r>
+        <w:t xml:space="preserve"> </w:t>
+      </w:r>
+      <w:r>
+        <w:t xml:space="preserve">	</w:t>
+      </w:r>
+      <w:r>
+        <w:t xml:space="preserve">Wikipedia contributors,</w:t>
+      </w:r>
+      <w:r>
+        <w:t xml:space="preserve"> </w:t>
+      </w:r>
+      <w:r>
+        <w:t xml:space="preserve">“Permutation test —</w:t>
+      </w:r>
+      <w:r>
+        <w:t xml:space="preserve"> </w:t>
+      </w:r>
+      <w:r>
         <w:t xml:space="preserve">Wikipedia</w:t>
       </w:r>
       <w:r>
-        <w:rPr>
-          <w:i/>
-          <w:iCs/>
-        </w:rPr>
         <w:t xml:space="preserve">,</w:t>
       </w:r>
       <w:r>
-        <w:rPr>
-          <w:i/>
-          <w:iCs/>
-        </w:rPr>
-        <w:t xml:space="preserve"> </w:t>
-      </w:r>
-      <w:r>
-        <w:rPr>
-          <w:i/>
-          <w:iCs/>
-        </w:rPr>
-        <w:t xml:space="preserve">the Free Encyclopedia</w:t>
-      </w:r>
-      <w:r>
-        <w:t xml:space="preserve">.</w:t>
-      </w:r>
-      <w:r>
-        <w:t xml:space="preserve"> </w:t>
-      </w:r>
-      <w:hyperlink r:id="rId67">
+        <w:t xml:space="preserve"> </w:t>
+      </w:r>
+      <w:r>
+        <w:t xml:space="preserve">the free encyclopedia.”</w:t>
+      </w:r>
+      <w:r>
+        <w:t xml:space="preserve"> </w:t>
+      </w:r>
+      <w:r>
+        <w:t xml:space="preserve">2026. Available:</w:t>
+      </w:r>
+      <w:r>
+        <w:t xml:space="preserve"> </w:t>
+      </w:r>
+      <w:hyperlink r:id="rId63">
         <w:r>
           <w:rPr>
             <w:rStyle w:val="Hyperlink"/>
@@ -17372,6 +17290,119 @@
           <w:t xml:space="preserve">https://en.wikipedia.org/wiki/Permutation_test</w:t>
         </w:r>
       </w:hyperlink>
+    </w:p>
+    <w:bookmarkEnd w:id="64"/>
+    <w:bookmarkStart w:id="65" w:name="ref-hoggtanis2015"/>
+    <w:p>
+      <w:pPr>
+        <w:pStyle w:val="Bibliography"/>
+      </w:pPr>
+      <w:r>
+        <w:t xml:space="preserve">[6]</w:t>
+      </w:r>
+      <w:r>
+        <w:t xml:space="preserve"> </w:t>
+      </w:r>
+      <w:r>
+        <w:t xml:space="preserve">	</w:t>
+      </w:r>
+      <w:r>
+        <w:t xml:space="preserve">R. V. Hogg, E. A. Tanis, and D. L. Zimmerman,</w:t>
+      </w:r>
+      <w:r>
+        <w:t xml:space="preserve"> </w:t>
+      </w:r>
+      <w:r>
+        <w:rPr>
+          <w:i/>
+          <w:iCs/>
+        </w:rPr>
+        <w:t xml:space="preserve">Probability and statistical inference</w:t>
+      </w:r>
+      <w:r>
+        <w:t xml:space="preserve">, Tenth edition. Boston: Pearson, 2019.</w:t>
+      </w:r>
+    </w:p>
+    <w:bookmarkEnd w:id="65"/>
+    <w:bookmarkStart w:id="66" w:name="ref-rice2007mathematical"/>
+    <w:p>
+      <w:pPr>
+        <w:pStyle w:val="Bibliography"/>
+      </w:pPr>
+      <w:r>
+        <w:t xml:space="preserve">[7]</w:t>
+      </w:r>
+      <w:r>
+        <w:t xml:space="preserve"> </w:t>
+      </w:r>
+      <w:r>
+        <w:t xml:space="preserve">	</w:t>
+      </w:r>
+      <w:r>
+        <w:t xml:space="preserve">J. A. Rice,</w:t>
+      </w:r>
+      <w:r>
+        <w:t xml:space="preserve"> </w:t>
+      </w:r>
+      <w:r>
+        <w:rPr>
+          <w:i/>
+          <w:iCs/>
+        </w:rPr>
+        <w:t xml:space="preserve">Mathematical statistics and data analysis</w:t>
+      </w:r>
+      <w:r>
+        <w:t xml:space="preserve">, 3rd ed. Belmont, CA: Cengage Learning, 2007.</w:t>
+      </w:r>
+    </w:p>
+    <w:bookmarkEnd w:id="66"/>
+    <w:bookmarkStart w:id="68" w:name="ref-phipson2010permutation"/>
+    <w:p>
+      <w:pPr>
+        <w:pStyle w:val="Bibliography"/>
+      </w:pPr>
+      <w:r>
+        <w:t xml:space="preserve">[8]</w:t>
+      </w:r>
+      <w:r>
+        <w:t xml:space="preserve"> </w:t>
+      </w:r>
+      <w:r>
+        <w:t xml:space="preserve">	</w:t>
+      </w:r>
+      <w:r>
+        <w:t xml:space="preserve">B. Phipson and G. K. Smyth,</w:t>
+      </w:r>
+      <w:r>
+        <w:t xml:space="preserve"> </w:t>
+      </w:r>
+      <w:r>
+        <w:t xml:space="preserve">“Permutation p-values should never be zero: Calculating exact p-values when permutations are randomly drawn,”</w:t>
+      </w:r>
+      <w:r>
+        <w:t xml:space="preserve"> </w:t>
+      </w:r>
+      <w:r>
+        <w:rPr>
+          <w:i/>
+          <w:iCs/>
+        </w:rPr>
+        <w:t xml:space="preserve">Statistical Applications in Genetics and Molecular Biology</w:t>
+      </w:r>
+      <w:r>
+        <w:t xml:space="preserve">, vol. 9, no. 1, 2010, doi:</w:t>
+      </w:r>
+      <w:r>
+        <w:t xml:space="preserve"> </w:t>
+      </w:r>
+      <w:hyperlink r:id="rId67">
+        <w:r>
+          <w:rPr>
+            <w:rStyle w:val="Hyperlink"/>
+          </w:rPr>
+          <w:t xml:space="preserve">10.2202/1544-6115.1585</w:t>
+        </w:r>
+      </w:hyperlink>
       <w:r>
         <w:t xml:space="preserve">.</w:t>
       </w:r>
@@ -17383,55 +17414,43 @@
         <w:pStyle w:val="Bibliography"/>
       </w:pPr>
       <w:r>
-        <w:t xml:space="preserve">Wikipedia contributors. 2026c.</w:t>
-      </w:r>
-      <w:r>
-        <w:t xml:space="preserve"> </w:t>
-      </w:r>
-      <w:r>
-        <w:rPr>
-          <w:i/>
-          <w:iCs/>
-        </w:rPr>
-        <w:t xml:space="preserve">Resampling (Statistics) —</w:t>
-      </w:r>
-      <w:r>
-        <w:rPr>
-          <w:i/>
-          <w:iCs/>
-        </w:rPr>
-        <w:t xml:space="preserve"> </w:t>
-      </w:r>
-      <w:r>
-        <w:rPr>
-          <w:i/>
-          <w:iCs/>
-        </w:rPr>
+        <w:t xml:space="preserve">[9]</w:t>
+      </w:r>
+      <w:r>
+        <w:t xml:space="preserve"> </w:t>
+      </w:r>
+      <w:r>
+        <w:t xml:space="preserve">	</w:t>
+      </w:r>
+      <w:r>
+        <w:t xml:space="preserve">Wikipedia contributors,</w:t>
+      </w:r>
+      <w:r>
+        <w:t xml:space="preserve"> </w:t>
+      </w:r>
+      <w:r>
+        <w:t xml:space="preserve">“Resampling (statistics) —</w:t>
+      </w:r>
+      <w:r>
+        <w:t xml:space="preserve"> </w:t>
+      </w:r>
+      <w:r>
         <w:t xml:space="preserve">Wikipedia</w:t>
       </w:r>
       <w:r>
-        <w:rPr>
-          <w:i/>
-          <w:iCs/>
-        </w:rPr>
         <w:t xml:space="preserve">,</w:t>
       </w:r>
       <w:r>
-        <w:rPr>
-          <w:i/>
-          <w:iCs/>
-        </w:rPr>
-        <w:t xml:space="preserve"> </w:t>
-      </w:r>
-      <w:r>
-        <w:rPr>
-          <w:i/>
-          <w:iCs/>
-        </w:rPr>
-        <w:t xml:space="preserve">the Free Encyclopedia</w:t>
-      </w:r>
-      <w:r>
-        <w:t xml:space="preserve">.</w:t>
+        <w:t xml:space="preserve"> </w:t>
+      </w:r>
+      <w:r>
+        <w:t xml:space="preserve">the free encyclopedia.”</w:t>
+      </w:r>
+      <w:r>
+        <w:t xml:space="preserve"> </w:t>
+      </w:r>
+      <w:r>
+        <w:t xml:space="preserve">2026. Available:</w:t>
       </w:r>
       <w:r>
         <w:t xml:space="preserve"> </w:t>
@@ -17444,9 +17463,6 @@
           <w:t xml:space="preserve">https://en.wikipedia.org/wiki/Resampling_%28statistics%29</w:t>
         </w:r>
       </w:hyperlink>
-      <w:r>
-        <w:t xml:space="preserve">.</w:t>
-      </w:r>
     </w:p>
     <w:bookmarkEnd w:id="70"/>
     <w:bookmarkEnd w:id="71"/>
